--- a/manuales/Manual_de_Usuario_SLAMCart3D.docx
+++ b/manuales/Manual_de_Usuario_SLAMCart3D.docx
@@ -1351,6 +1351,112 @@
       </w:r>
     </w:p>
     <w:p>
+      <w:pPr>
+        <w:keepNext/>
+        <w:jc w:val="center"/>
+      </w:pPr>
+      <w:r>
+        <w:drawing>
+          <wp:inline xmlns:a="http://schemas.openxmlformats.org/drawingml/2006/main" xmlns:pic="http://schemas.openxmlformats.org/drawingml/2006/picture">
+            <wp:extent cx="5943600" cy="3820886"/>
+            <wp:docPr id="2" name="Picture 2"/>
+            <wp:cNvGraphicFramePr>
+              <a:graphicFrameLocks noChangeAspect="1"/>
+            </wp:cNvGraphicFramePr>
+            <a:graphic>
+              <a:graphicData uri="http://schemas.openxmlformats.org/drawingml/2006/picture">
+                <pic:pic>
+                  <pic:nvPicPr>
+                    <pic:cNvPr id="0" name="gui_scene.png"/>
+                    <pic:cNvPicPr/>
+                  </pic:nvPicPr>
+                  <pic:blipFill>
+                    <a:blip r:embed="rId10"/>
+                    <a:stretch>
+                      <a:fillRect/>
+                    </a:stretch>
+                  </pic:blipFill>
+                  <pic:spPr>
+                    <a:xfrm>
+                      <a:off x="0" y="0"/>
+                      <a:ext cx="5943600" cy="3820886"/>
+                    </a:xfrm>
+                    <a:prstGeom prst="rect"/>
+                  </pic:spPr>
+                </pic:pic>
+              </a:graphicData>
+            </a:graphic>
+          </wp:inline>
+        </w:drawing>
+      </w:r>
+    </w:p>
+    <w:p>
+      <w:pPr>
+        <w:spacing w:after="240"/>
+        <w:jc w:val="center"/>
+      </w:pPr>
+      <w:r>
+        <w:rPr>
+          <w:i/>
+          <w:sz w:val="18"/>
+        </w:rPr>
+        <w:t>Figura 2. Pestaña Trayectoria y mapa después de pulsar Ejecutar experimento. Las rutas verdadera y estimada casi coinciden en esta corrida; los puntos azules son retornos LiDAR colocados con la pose estimada.</w:t>
+      </w:r>
+    </w:p>
+    <w:p>
+      <w:pPr>
+        <w:keepNext/>
+        <w:jc w:val="center"/>
+      </w:pPr>
+      <w:r>
+        <w:drawing>
+          <wp:inline xmlns:a="http://schemas.openxmlformats.org/drawingml/2006/main" xmlns:pic="http://schemas.openxmlformats.org/drawingml/2006/picture">
+            <wp:extent cx="5943600" cy="3820886"/>
+            <wp:docPr id="3" name="Picture 3"/>
+            <wp:cNvGraphicFramePr>
+              <a:graphicFrameLocks noChangeAspect="1"/>
+            </wp:cNvGraphicFramePr>
+            <a:graphic>
+              <a:graphicData uri="http://schemas.openxmlformats.org/drawingml/2006/picture">
+                <pic:pic>
+                  <pic:nvPicPr>
+                    <pic:cNvPr id="0" name="gui_metrics.png"/>
+                    <pic:cNvPicPr/>
+                  </pic:nvPicPr>
+                  <pic:blipFill>
+                    <a:blip r:embed="rId11"/>
+                    <a:stretch>
+                      <a:fillRect/>
+                    </a:stretch>
+                  </pic:blipFill>
+                  <pic:spPr>
+                    <a:xfrm>
+                      <a:off x="0" y="0"/>
+                      <a:ext cx="5943600" cy="3820886"/>
+                    </a:xfrm>
+                    <a:prstGeom prst="rect"/>
+                  </pic:spPr>
+                </pic:pic>
+              </a:graphicData>
+            </a:graphic>
+          </wp:inline>
+        </w:drawing>
+      </w:r>
+    </w:p>
+    <w:p>
+      <w:pPr>
+        <w:spacing w:after="240"/>
+        <w:jc w:val="center"/>
+      </w:pPr>
+      <w:r>
+        <w:rPr>
+          <w:i/>
+          <w:sz w:val="18"/>
+        </w:rPr>
+        <w:t>Figura 3. Pestaña Métricas de la misma ejecución. Cada fila muestra una magnitud y su unidad; el tiempo de cómputo depende del equipo y no debe interpretarse como medida de precisión.</w:t>
+      </w:r>
+    </w:p>
+    <w:p>
       <w:r>
         <w:t>ATE RMSE y RPE traslacional se expresan en metros; valores menores indican menor error. La disponibilidad mide poses finitas y no demuestra que el seguimiento sea preciso. El F1 del mapa combina precisión y cobertura de paredes; áreas no observadas pueden reducir el recall. El contador de contacto con paredes revisa la trayectoria central muestreada, sin radio del chasis.</w:t>
       </w:r>
@@ -1825,12 +1931,12 @@
         <w:pStyle w:val="Heading1"/>
       </w:pPr>
       <w:r>
-        <w:t>5 Ejemplo reproducible con gráficas tridimensionales</w:t>
+        <w:t>5 Ejemplo reproducible con vista tridimensional</w:t>
       </w:r>
     </w:p>
     <w:p>
       <w:r>
-        <w:t>Las figuras 2 y 3 se generaron desde los datos exportados por una corrida real del ejemplo configs/example_multilayer_lidar.yaml con semilla 42 y algoritmo dead_reckoning. No son capturas de una interfaz vacía. El comando reproducible es:</w:t>
+        <w:t>Las figuras 4 y 5 son capturas de la pestaña Nube 3D durante una ejecución real de configs/example_multilayer_lidar.yaml con semilla 42 y odometría de ruedas. Se pulsó Ejecutar experimento y después se giró la vista arrastrando con el ratón. La tabla recoge una corrida de referencia con la misma configuración. Cada ejecución recibe un identificador nuevo; las métricas, salvo el tiempo de cómputo, coincidieron con las de las capturas. También puede reproducirla desde la consola:</w:t>
       </w:r>
     </w:p>
     <w:p>
@@ -1844,6 +1950,112 @@
           <w:sz w:val="18"/>
         </w:rPr>
         <w:t>slamcart3d run configs/example_multilayer_lidar.yaml --plot</w:t>
+      </w:r>
+    </w:p>
+    <w:p>
+      <w:pPr>
+        <w:keepNext/>
+        <w:jc w:val="center"/>
+      </w:pPr>
+      <w:r>
+        <w:drawing>
+          <wp:inline xmlns:a="http://schemas.openxmlformats.org/drawingml/2006/main" xmlns:pic="http://schemas.openxmlformats.org/drawingml/2006/picture">
+            <wp:extent cx="5943600" cy="3820886"/>
+            <wp:docPr id="4" name="Picture 4"/>
+            <wp:cNvGraphicFramePr>
+              <a:graphicFrameLocks noChangeAspect="1"/>
+            </wp:cNvGraphicFramePr>
+            <a:graphic>
+              <a:graphicData uri="http://schemas.openxmlformats.org/drawingml/2006/picture">
+                <pic:pic>
+                  <pic:nvPicPr>
+                    <pic:cNvPr id="0" name="gui_cloud3d.png"/>
+                    <pic:cNvPicPr/>
+                  </pic:nvPicPr>
+                  <pic:blipFill>
+                    <a:blip r:embed="rId12"/>
+                    <a:stretch>
+                      <a:fillRect/>
+                    </a:stretch>
+                  </pic:blipFill>
+                  <pic:spPr>
+                    <a:xfrm>
+                      <a:off x="0" y="0"/>
+                      <a:ext cx="5943600" cy="3820886"/>
+                    </a:xfrm>
+                    <a:prstGeom prst="rect"/>
+                  </pic:spPr>
+                </pic:pic>
+              </a:graphicData>
+            </a:graphic>
+          </wp:inline>
+        </w:drawing>
+      </w:r>
+    </w:p>
+    <w:p>
+      <w:pPr>
+        <w:spacing w:after="240"/>
+        <w:jc w:val="center"/>
+      </w:pPr>
+      <w:r>
+        <w:rPr>
+          <w:i/>
+          <w:sz w:val="18"/>
+        </w:rPr>
+        <w:t>Figura 4. Pestaña Nube 3D de SLAMCart3D con 6 550 puntos de la corrida repetida. Las paredes aparecen en líneas grises, la nube en azul y las trayectorias en el suelo.</w:t>
+      </w:r>
+    </w:p>
+    <w:p>
+      <w:pPr>
+        <w:keepNext/>
+        <w:jc w:val="center"/>
+      </w:pPr>
+      <w:r>
+        <w:drawing>
+          <wp:inline xmlns:a="http://schemas.openxmlformats.org/drawingml/2006/main" xmlns:pic="http://schemas.openxmlformats.org/drawingml/2006/picture">
+            <wp:extent cx="5943600" cy="3290363"/>
+            <wp:docPr id="5" name="Picture 5"/>
+            <wp:cNvGraphicFramePr>
+              <a:graphicFrameLocks noChangeAspect="1"/>
+            </wp:cNvGraphicFramePr>
+            <a:graphic>
+              <a:graphicData uri="http://schemas.openxmlformats.org/drawingml/2006/picture">
+                <pic:pic>
+                  <pic:nvPicPr>
+                    <pic:cNvPr id="0" name="gui_cloud3d_rotated_view.png"/>
+                    <pic:cNvPicPr/>
+                  </pic:nvPicPr>
+                  <pic:blipFill>
+                    <a:blip r:embed="rId13"/>
+                    <a:stretch>
+                      <a:fillRect/>
+                    </a:stretch>
+                  </pic:blipFill>
+                  <pic:spPr>
+                    <a:xfrm>
+                      <a:off x="0" y="0"/>
+                      <a:ext cx="5943600" cy="3290363"/>
+                    </a:xfrm>
+                    <a:prstGeom prst="rect"/>
+                  </pic:spPr>
+                </pic:pic>
+              </a:graphicData>
+            </a:graphic>
+          </wp:inline>
+        </w:drawing>
+      </w:r>
+    </w:p>
+    <w:p>
+      <w:pPr>
+        <w:spacing w:after="240"/>
+        <w:jc w:val="center"/>
+      </w:pPr>
+      <w:r>
+        <w:rPr>
+          <w:i/>
+          <w:sz w:val="18"/>
+        </w:rPr>
+        <w:t>Figura 5. Captura de la misma vista 3D tras arrastrar con el ratón. El cambio de perspectiva permite ver alturas y paredes sin alterar los datos de la corrida.</w:t>
       </w:r>
     </w:p>
     <w:tbl>
@@ -2369,112 +2581,6 @@
     </w:tbl>
     <w:p/>
     <w:p>
-      <w:pPr>
-        <w:keepNext/>
-        <w:jc w:val="center"/>
-      </w:pPr>
-      <w:r>
-        <w:drawing>
-          <wp:inline xmlns:a="http://schemas.openxmlformats.org/drawingml/2006/main" xmlns:pic="http://schemas.openxmlformats.org/drawingml/2006/picture">
-            <wp:extent cx="4297680" cy="3479074"/>
-            <wp:docPr id="2" name="Picture 2"/>
-            <wp:cNvGraphicFramePr>
-              <a:graphicFrameLocks noChangeAspect="1"/>
-            </wp:cNvGraphicFramePr>
-            <a:graphic>
-              <a:graphicData uri="http://schemas.openxmlformats.org/drawingml/2006/picture">
-                <pic:pic>
-                  <pic:nvPicPr>
-                    <pic:cNvPr id="0" name="point_cloud_3d.png"/>
-                    <pic:cNvPicPr/>
-                  </pic:nvPicPr>
-                  <pic:blipFill>
-                    <a:blip r:embed="rId10"/>
-                    <a:stretch>
-                      <a:fillRect/>
-                    </a:stretch>
-                  </pic:blipFill>
-                  <pic:spPr>
-                    <a:xfrm>
-                      <a:off x="0" y="0"/>
-                      <a:ext cx="4297680" cy="3479074"/>
-                    </a:xfrm>
-                    <a:prstGeom prst="rect"/>
-                  </pic:spPr>
-                </pic:pic>
-              </a:graphicData>
-            </a:graphic>
-          </wp:inline>
-        </w:drawing>
-      </w:r>
-    </w:p>
-    <w:p>
-      <w:pPr>
-        <w:spacing w:after="240"/>
-        <w:jc w:val="center"/>
-      </w:pPr>
-      <w:r>
-        <w:rPr>
-          <w:i/>
-          <w:sz w:val="18"/>
-        </w:rPr>
-        <w:t>Figura 2. Nube LiDAR 3D medida y ubicada con la pose planar estimada; color según altura z. Las curvas al nivel del suelo comparan la ruta verdadera y la estimada en EXP-0A04E1799939.</w:t>
-      </w:r>
-    </w:p>
-    <w:p>
-      <w:pPr>
-        <w:keepNext/>
-        <w:jc w:val="center"/>
-      </w:pPr>
-      <w:r>
-        <w:drawing>
-          <wp:inline xmlns:a="http://schemas.openxmlformats.org/drawingml/2006/main" xmlns:pic="http://schemas.openxmlformats.org/drawingml/2006/picture">
-            <wp:extent cx="5943600" cy="4829175"/>
-            <wp:docPr id="3" name="Picture 3"/>
-            <wp:cNvGraphicFramePr>
-              <a:graphicFrameLocks noChangeAspect="1"/>
-            </wp:cNvGraphicFramePr>
-            <a:graphic>
-              <a:graphicData uri="http://schemas.openxmlformats.org/drawingml/2006/picture">
-                <pic:pic>
-                  <pic:nvPicPr>
-                    <pic:cNvPr id="0" name="scene_3d.png"/>
-                    <pic:cNvPicPr/>
-                  </pic:nvPicPr>
-                  <pic:blipFill>
-                    <a:blip r:embed="rId11"/>
-                    <a:stretch>
-                      <a:fillRect/>
-                    </a:stretch>
-                  </pic:blipFill>
-                  <pic:spPr>
-                    <a:xfrm>
-                      <a:off x="0" y="0"/>
-                      <a:ext cx="5943600" cy="4829175"/>
-                    </a:xfrm>
-                    <a:prstGeom prst="rect"/>
-                  </pic:spPr>
-                </pic:pic>
-              </a:graphicData>
-            </a:graphic>
-          </wp:inline>
-        </w:drawing>
-      </w:r>
-    </w:p>
-    <w:p>
-      <w:pPr>
-        <w:spacing w:after="240"/>
-        <w:jc w:val="center"/>
-      </w:pPr>
-      <w:r>
-        <w:rPr>
-          <w:i/>
-          <w:sz w:val="18"/>
-        </w:rPr>
-        <w:t>Figura 3. Geometría extruida del mundo y trayectorias de la misma corrida EXP-0A04E1799939.</w:t>
-      </w:r>
-    </w:p>
-    <w:p>
       <w:r>
         <w:t>El F1 de pared 3D usa superficies estáticas como referencia y excluye retornos cercanos al suelo. Su recall baja cuando la trayectoria no observa todas las paredes. Las cifras describen esta configuración y esta semilla; no establecen la precisión general de otro algoritmo o entorno.</w:t>
       </w:r>
@@ -2546,6 +2652,59 @@
     </w:p>
     <w:p>
       <w:pPr>
+        <w:keepNext/>
+        <w:jc w:val="center"/>
+      </w:pPr>
+      <w:r>
+        <w:drawing>
+          <wp:inline xmlns:a="http://schemas.openxmlformats.org/drawingml/2006/main" xmlns:pic="http://schemas.openxmlformats.org/drawingml/2006/picture">
+            <wp:extent cx="5943600" cy="3820886"/>
+            <wp:docPr id="6" name="Picture 6"/>
+            <wp:cNvGraphicFramePr>
+              <a:graphicFrameLocks noChangeAspect="1"/>
+            </wp:cNvGraphicFramePr>
+            <a:graphic>
+              <a:graphicData uri="http://schemas.openxmlformats.org/drawingml/2006/picture">
+                <pic:pic>
+                  <pic:nvPicPr>
+                    <pic:cNvPr id="0" name="gui_batch.png"/>
+                    <pic:cNvPicPr/>
+                  </pic:nvPicPr>
+                  <pic:blipFill>
+                    <a:blip r:embed="rId14"/>
+                    <a:stretch>
+                      <a:fillRect/>
+                    </a:stretch>
+                  </pic:blipFill>
+                  <pic:spPr>
+                    <a:xfrm>
+                      <a:off x="0" y="0"/>
+                      <a:ext cx="5943600" cy="3820886"/>
+                    </a:xfrm>
+                    <a:prstGeom prst="rect"/>
+                  </pic:spPr>
+                </pic:pic>
+              </a:graphicData>
+            </a:graphic>
+          </wp:inline>
+        </w:drawing>
+      </w:r>
+    </w:p>
+    <w:p>
+      <w:pPr>
+        <w:spacing w:after="240"/>
+        <w:jc w:val="center"/>
+      </w:pPr>
+      <w:r>
+        <w:rPr>
+          <w:i/>
+          <w:sz w:val="18"/>
+        </w:rPr>
+        <w:t>Figura 6. Lotes después de pulsar Ejecutar lote. La selección visible usa dos semillas, un entorno y odometría de ruedas; la tabla presenta la media de cada métrica exportada.</w:t>
+      </w:r>
+    </w:p>
+    <w:p>
+      <w:pPr>
         <w:pStyle w:val="Heading2"/>
       </w:pPr>
       <w:r>
@@ -2613,6 +2772,59 @@
       </w:r>
     </w:p>
     <w:p>
+      <w:pPr>
+        <w:keepNext/>
+        <w:jc w:val="center"/>
+      </w:pPr>
+      <w:r>
+        <w:drawing>
+          <wp:inline xmlns:a="http://schemas.openxmlformats.org/drawingml/2006/main" xmlns:pic="http://schemas.openxmlformats.org/drawingml/2006/picture">
+            <wp:extent cx="5943600" cy="3820886"/>
+            <wp:docPr id="7" name="Picture 7"/>
+            <wp:cNvGraphicFramePr>
+              <a:graphicFrameLocks noChangeAspect="1"/>
+            </wp:cNvGraphicFramePr>
+            <a:graphic>
+              <a:graphicData uri="http://schemas.openxmlformats.org/drawingml/2006/picture">
+                <pic:pic>
+                  <pic:nvPicPr>
+                    <pic:cNvPr id="0" name="gui_asrf.png"/>
+                    <pic:cNvPicPr/>
+                  </pic:nvPicPr>
+                  <pic:blipFill>
+                    <a:blip r:embed="rId15"/>
+                    <a:stretch>
+                      <a:fillRect/>
+                    </a:stretch>
+                  </pic:blipFill>
+                  <pic:spPr>
+                    <a:xfrm>
+                      <a:off x="0" y="0"/>
+                      <a:ext cx="5943600" cy="3820886"/>
+                    </a:xfrm>
+                    <a:prstGeom prst="rect"/>
+                  </pic:spPr>
+                </pic:pic>
+              </a:graphicData>
+            </a:graphic>
+          </wp:inline>
+        </w:drawing>
+      </w:r>
+    </w:p>
+    <w:p>
+      <w:pPr>
+        <w:spacing w:after="240"/>
+        <w:jc w:val="center"/>
+      </w:pPr>
+      <w:r>
+        <w:rPr>
+          <w:i/>
+          <w:sz w:val="18"/>
+        </w:rPr>
+        <w:t>Figura 7. Robustez ASRF tras pulsar Estimar frontera ASRF. Los círculos marcan condiciones evaluadas; el color interpola un mapa exploratorio y no equivale a una probabilidad calibrada.</w:t>
+      </w:r>
+    </w:p>
+    <w:p>
       <w:r>
         <w:t>Para métricas de error como ATE, superar el umbral significa fallo; para F1, IoU, SRS o disponibilidad, caer por debajo del umbral significa fallo. Una región uniforme en el mapa no demuestra que se haya observado toda la transición. Si solo se muestrea una clase, cambie límites o umbral y repita con más semillas.</w:t>
       </w:r>
@@ -2636,11 +2848,6 @@
       </w:r>
     </w:p>
     <w:p>
-      <w:r>
-        <w:t>La siguiente figura proviene de ejecutar configs/example_occupancy_grid.yaml con semilla 42 e ICP. Su ID es EXP-21A8515979EB, su ATE RMSE es 0.009939 m, IoU de ocupado es 0.116943 y exactitud de libre observado 0.977435. La IoU relativamente baja incluye muros de salas que el robot no recorrió; no implica que toda celda libre observada sea errónea. El contador de contacto central con paredes fue cero.</w:t>
-      </w:r>
-    </w:p>
-    <w:p>
       <w:pPr>
         <w:keepNext/>
         <w:jc w:val="center"/>
@@ -2648,8 +2855,8 @@
       <w:r>
         <w:drawing>
           <wp:inline xmlns:a="http://schemas.openxmlformats.org/drawingml/2006/main" xmlns:pic="http://schemas.openxmlformats.org/drawingml/2006/picture">
-            <wp:extent cx="5303520" cy="4309110"/>
-            <wp:docPr id="4" name="Picture 4"/>
+            <wp:extent cx="5943600" cy="3820886"/>
+            <wp:docPr id="8" name="Picture 8"/>
             <wp:cNvGraphicFramePr>
               <a:graphicFrameLocks noChangeAspect="1"/>
             </wp:cNvGraphicFramePr>
@@ -2657,11 +2864,11 @@
               <a:graphicData uri="http://schemas.openxmlformats.org/drawingml/2006/picture">
                 <pic:pic>
                   <pic:nvPicPr>
-                    <pic:cNvPr id="0" name="occupancy_grid.png"/>
+                    <pic:cNvPr id="0" name="gui_dataset.png"/>
                     <pic:cNvPicPr/>
                   </pic:nvPicPr>
                   <pic:blipFill>
-                    <a:blip r:embed="rId12"/>
+                    <a:blip r:embed="rId16"/>
                     <a:stretch>
                       <a:fillRect/>
                     </a:stretch>
@@ -2669,7 +2876,7 @@
                   <pic:spPr>
                     <a:xfrm>
                       <a:off x="0" y="0"/>
-                      <a:ext cx="5303520" cy="4309110"/>
+                      <a:ext cx="5943600" cy="3820886"/>
                     </a:xfrm>
                     <a:prstGeom prst="rect"/>
                   </pic:spPr>
@@ -2690,7 +2897,65 @@
           <w:i/>
           <w:sz w:val="18"/>
         </w:rPr>
-        <w:t>Figura 4. Mapa de ocupación observado de EXP-21A8515979EB, celdas de 0.2 m, paredes estáticas de referencia y trayectorias. Las salas no observadas permanecen desconocidas.</w:t>
+        <w:t>Figura 8. Pestaña Dataset después de pulsar Generar dataset con cámara activada. La imagen es un cuadro RGB medido de la cámara esquemática; su aspecto pixelado corresponde a la baja resolución elegida para esta prueba.</w:t>
+      </w:r>
+    </w:p>
+    <w:p>
+      <w:r>
+        <w:t>La siguiente figura proviene de ejecutar configs/example_occupancy_grid.yaml con semilla 42 e ICP. Su ID es EXP-21A8515979EB, su ATE RMSE es 0.009939 m, IoU de ocupado es 0.116943 y exactitud de libre observado 0.977435. La IoU relativamente baja incluye muros de salas que el robot no recorrió; no implica que toda celda libre observada sea errónea. El contador de contacto central con paredes fue cero.</w:t>
+      </w:r>
+    </w:p>
+    <w:p>
+      <w:pPr>
+        <w:keepNext/>
+        <w:jc w:val="center"/>
+      </w:pPr>
+      <w:r>
+        <w:drawing>
+          <wp:inline xmlns:a="http://schemas.openxmlformats.org/drawingml/2006/main" xmlns:pic="http://schemas.openxmlformats.org/drawingml/2006/picture">
+            <wp:extent cx="5943600" cy="3820886"/>
+            <wp:docPr id="9" name="Picture 9"/>
+            <wp:cNvGraphicFramePr>
+              <a:graphicFrameLocks noChangeAspect="1"/>
+            </wp:cNvGraphicFramePr>
+            <a:graphic>
+              <a:graphicData uri="http://schemas.openxmlformats.org/drawingml/2006/picture">
+                <pic:pic>
+                  <pic:nvPicPr>
+                    <pic:cNvPr id="0" name="gui_occupancy.png"/>
+                    <pic:cNvPicPr/>
+                  </pic:nvPicPr>
+                  <pic:blipFill>
+                    <a:blip r:embed="rId17"/>
+                    <a:stretch>
+                      <a:fillRect/>
+                    </a:stretch>
+                  </pic:blipFill>
+                  <pic:spPr>
+                    <a:xfrm>
+                      <a:off x="0" y="0"/>
+                      <a:ext cx="5943600" cy="3820886"/>
+                    </a:xfrm>
+                    <a:prstGeom prst="rect"/>
+                  </pic:spPr>
+                </pic:pic>
+              </a:graphicData>
+            </a:graphic>
+          </wp:inline>
+        </w:drawing>
+      </w:r>
+    </w:p>
+    <w:p>
+      <w:pPr>
+        <w:spacing w:after="240"/>
+        <w:jc w:val="center"/>
+      </w:pPr>
+      <w:r>
+        <w:rPr>
+          <w:i/>
+          <w:sz w:val="18"/>
+        </w:rPr>
+        <w:t>Figura 9. Pestaña Ocupación 2D tras ejecutar el ejemplo de 0.2 m por celda. El azul indica libre observado, el naranja indica ocupado estimado y el fondo oscuro permanece sin observar. Las paredes grises sirven de referencia.</w:t>
       </w:r>
     </w:p>
     <w:p>

--- a/manuales/Manual_de_Usuario_SLAMCart3D.docx
+++ b/manuales/Manual_de_Usuario_SLAMCart3D.docx
@@ -362,7 +362,12 @@
     </w:p>
     <w:p>
       <w:r>
-        <w:t>SLAMCart3D permite simular un robot diferencial, degradar sus sensores de manera controlada, ejecutar tres baselines de estimación y comparar trayectorias y mapas con una referencia conocida. También genera datasets y estudia una frontera exploratoria entre operación aceptable y fallo. El robot se mueve en un plano dentro de mundos extruidos; las figuras y nubes 3D no significan que la estimación tenga seis grados de libertad.</w:t>
+        <w:t>SLAMCart3D permite simular un robot diferencial, degradar sus sensores de manera controlada, ejecutar tres métodos de referencia y un estimador híbrido propuesto, y comparar trayectorias y mapas con una referencia conocida. También genera datasets y estudia una frontera exploratoria entre operación aceptable y fallo. El robot se mueve en un plano dentro de mundos extruidos; las figuras y nubes 3D no significan que la estimación tenga seis grados de libertad.</w:t>
+      </w:r>
+    </w:p>
+    <w:p>
+      <w:r>
+        <w:t>La trayectoria verdadera pertenece al simulador: permite medir cuánto se equivoca el algoritmo. La posición inicial configurada fija el origen conocido; durante el recorrido el estimador recibe ruedas y sensores medidos, y construye su propia trayectoria y mapa. Mostrar u ocultar esa referencia en pantalla no le entrega información adicional al algoritmo.</w:t>
       </w:r>
     </w:p>
     <w:p>
@@ -428,6 +433,11 @@
       </w:r>
     </w:p>
     <w:p>
+      <w:r>
+        <w:t>El ejecutable incluye sus dependencias y no necesita activar un entorno virtual. La carpeta .runtime, junto a la aplicación, guarda sus cachés y temporales. Para probar el código dentro del entorno virtual del proyecto, ejecute .venv\Scripts\slamcart3d-gui.exe desde la carpeta principal. Cierre una ventana abierta antes de probar una versión actualizada.</w:t>
+      </w:r>
+    </w:p>
+    <w:p>
       <w:pPr>
         <w:pStyle w:val="Heading1"/>
       </w:pPr>
@@ -490,7 +500,126 @@
     </w:p>
     <w:p>
       <w:r>
-        <w:t>En Experimento, seleccione el mundo, el algoritmo y el perfil de movimiento; indique semilla, duración, paso temporal, velocidad y degradaciones. Puede activar LiDAR multicapa 3D, cámara RGB-D esquemática y mapa de ocupación 2D. El botón Guardar configuración escribe un YAML reutilizable. Los segmentos del movimiento programado y otros ajustes detallados se editan en el YAML.</w:t>
+        <w:t>En Experimento, seleccione el mundo, el algoritmo y el perfil de movimiento; indique semilla, duración, paso temporal, velocidad y degradaciones. Puede activar LiDAR multicapa 3D, cámara RGB-D esquemática y mapa de ocupación 2D. El botón Guardar configuración escribe un YAML reutilizable. Por defecto, el carrito se detiene al encontrar una pared estática. Los segmentos del movimiento programado y otros ajustes detallados se editan en el YAML.</w:t>
+      </w:r>
+    </w:p>
+    <w:p>
+      <w:pPr>
+        <w:pStyle w:val="Heading2"/>
+      </w:pPr>
+      <w:r>
+        <w:t>Escena modificable y seguridad del recorrido</w:t>
+      </w:r>
+    </w:p>
+    <w:p>
+      <w:r>
+        <w:t>Elija Entorno personalizado para editar una pared por línea con cinco valores: x1, y1, x2, y2 y altura, todos en metros. Los cuatro primeros delimitan el segmento sobre el suelo y el último determina su altura. Guarde la configuración para repetir la misma escena. Detener carrito al chocar con paredes evita que la trayectoria atraviese muros estáticos mediante una respuesta simple de parada; no equivale a navegación autónoma ni a un modelo completo de colisiones.</w:t>
+      </w:r>
+    </w:p>
+    <w:p>
+      <w:pPr>
+        <w:keepNext/>
+        <w:jc w:val="center"/>
+      </w:pPr>
+      <w:r>
+        <w:drawing>
+          <wp:inline xmlns:a="http://schemas.openxmlformats.org/drawingml/2006/main" xmlns:pic="http://schemas.openxmlformats.org/drawingml/2006/picture">
+            <wp:extent cx="5943600" cy="3820886"/>
+            <wp:docPr id="2" name="Picture 2"/>
+            <wp:cNvGraphicFramePr>
+              <a:graphicFrameLocks noChangeAspect="1"/>
+            </wp:cNvGraphicFramePr>
+            <a:graphic>
+              <a:graphicData uri="http://schemas.openxmlformats.org/drawingml/2006/picture">
+                <pic:pic>
+                  <pic:nvPicPr>
+                    <pic:cNvPr id="0" name="gui_custom_editor.png"/>
+                    <pic:cNvPicPr/>
+                  </pic:nvPicPr>
+                  <pic:blipFill>
+                    <a:blip r:embed="rId10"/>
+                    <a:stretch>
+                      <a:fillRect/>
+                    </a:stretch>
+                  </pic:blipFill>
+                  <pic:spPr>
+                    <a:xfrm>
+                      <a:off x="0" y="0"/>
+                      <a:ext cx="5943600" cy="3820886"/>
+                    </a:xfrm>
+                    <a:prstGeom prst="rect"/>
+                  </pic:spPr>
+                </pic:pic>
+              </a:graphicData>
+            </a:graphic>
+          </wp:inline>
+        </w:drawing>
+      </w:r>
+    </w:p>
+    <w:p>
+      <w:pPr>
+        <w:spacing w:after="240"/>
+        <w:jc w:val="center"/>
+      </w:pPr>
+      <w:r>
+        <w:rPr>
+          <w:i/>
+          <w:sz w:val="18"/>
+        </w:rPr>
+        <w:t>Figura 2. Editor real del entorno personalizado. Los segmentos determinan paredes visibles y superficies que interceptan los sensores de la misma corrida.</w:t>
+      </w:r>
+    </w:p>
+    <w:p>
+      <w:pPr>
+        <w:keepNext/>
+        <w:jc w:val="center"/>
+      </w:pPr>
+      <w:r>
+        <w:drawing>
+          <wp:inline xmlns:a="http://schemas.openxmlformats.org/drawingml/2006/main" xmlns:pic="http://schemas.openxmlformats.org/drawingml/2006/picture">
+            <wp:extent cx="5943600" cy="3820886"/>
+            <wp:docPr id="3" name="Picture 3"/>
+            <wp:cNvGraphicFramePr>
+              <a:graphicFrameLocks noChangeAspect="1"/>
+            </wp:cNvGraphicFramePr>
+            <a:graphic>
+              <a:graphicData uri="http://schemas.openxmlformats.org/drawingml/2006/picture">
+                <pic:pic>
+                  <pic:nvPicPr>
+                    <pic:cNvPr id="0" name="gui_custom_scene.png"/>
+                    <pic:cNvPicPr/>
+                  </pic:nvPicPr>
+                  <pic:blipFill>
+                    <a:blip r:embed="rId11"/>
+                    <a:stretch>
+                      <a:fillRect/>
+                    </a:stretch>
+                  </pic:blipFill>
+                  <pic:spPr>
+                    <a:xfrm>
+                      <a:off x="0" y="0"/>
+                      <a:ext cx="5943600" cy="3820886"/>
+                    </a:xfrm>
+                    <a:prstGeom prst="rect"/>
+                  </pic:spPr>
+                </pic:pic>
+              </a:graphicData>
+            </a:graphic>
+          </wp:inline>
+        </w:drawing>
+      </w:r>
+    </w:p>
+    <w:p>
+      <w:pPr>
+        <w:spacing w:after="240"/>
+        <w:jc w:val="center"/>
+      </w:pPr>
+      <w:r>
+        <w:rPr>
+          <w:i/>
+          <w:sz w:val="18"/>
+        </w:rPr>
+        <w:t>Figura 3. Escena 3D resultante tras ejecutar el entorno personalizado: suelo cuadriculado en z=0, paredes verticales, carrito orientado y puntos medidos situados con la pose estimada.</w:t>
       </w:r>
     </w:p>
     <w:tbl>
@@ -1249,6 +1378,69 @@
                 <w:rFonts w:ascii="Arial" w:hAnsi="Arial"/>
                 <w:sz w:val="18"/>
               </w:rPr>
+              <w:t>Híbrido adaptativo propuesto</w:t>
+            </w:r>
+          </w:p>
+        </w:tc>
+        <w:tc>
+          <w:tcPr>
+            <w:tcW w:type="dxa" w:w="6696"/>
+            <w:vAlign w:val="center"/>
+            <w:tcBorders>
+              <w:top w:val="single" w:color="D9D9D9" w:sz="4"/>
+              <w:left w:val="single" w:color="D9D9D9" w:sz="4"/>
+              <w:bottom w:val="single" w:color="D9D9D9" w:sz="4"/>
+              <w:right w:val="single" w:color="D9D9D9" w:sz="4"/>
+            </w:tcBorders>
+            <w:tcMar>
+              <w:top w:w="80" w:type="dxa"/>
+              <w:bottom w:w="80" w:type="dxa"/>
+              <w:left w:w="110" w:type="dxa"/>
+              <w:right w:w="110" w:type="dxa"/>
+            </w:tcMar>
+            <w:shd w:fill="F7F9FC"/>
+          </w:tcPr>
+          <w:p>
+            <w:pPr>
+              <w:spacing w:after="60" w:before="60"/>
+            </w:pPr>
+            <w:r>
+              <w:rPr>
+                <w:rFonts w:ascii="Arial" w:hAnsi="Arial"/>
+                <w:sz w:val="18"/>
+              </w:rPr>
+              <w:t>Combina ruedas e IMU con corrección LiDAR contra el mapa y confianza observacional en línea.</w:t>
+            </w:r>
+          </w:p>
+        </w:tc>
+      </w:tr>
+      <w:tr>
+        <w:tc>
+          <w:tcPr>
+            <w:tcW w:type="dxa" w:w="3096"/>
+            <w:vAlign w:val="center"/>
+            <w:tcBorders>
+              <w:top w:val="single" w:color="D9D9D9" w:sz="4"/>
+              <w:left w:val="single" w:color="D9D9D9" w:sz="4"/>
+              <w:bottom w:val="single" w:color="D9D9D9" w:sz="4"/>
+              <w:right w:val="single" w:color="D9D9D9" w:sz="4"/>
+            </w:tcBorders>
+            <w:tcMar>
+              <w:top w:w="80" w:type="dxa"/>
+              <w:bottom w:w="80" w:type="dxa"/>
+              <w:left w:w="110" w:type="dxa"/>
+              <w:right w:w="110" w:type="dxa"/>
+            </w:tcMar>
+          </w:tcPr>
+          <w:p>
+            <w:pPr>
+              <w:spacing w:after="60" w:before="60"/>
+            </w:pPr>
+            <w:r>
+              <w:rPr>
+                <w:rFonts w:ascii="Arial" w:hAnsi="Arial"/>
+                <w:sz w:val="18"/>
+              </w:rPr>
               <w:t>Semilla</w:t>
             </w:r>
           </w:p>
@@ -1269,7 +1461,6 @@
               <w:left w:w="110" w:type="dxa"/>
               <w:right w:w="110" w:type="dxa"/>
             </w:tcMar>
-            <w:shd w:fill="F7F9FC"/>
           </w:tcPr>
           <w:p>
             <w:pPr>
@@ -1303,7 +1494,7 @@
         <w:t xml:space="preserve">1.  </w:t>
       </w:r>
       <w:r>
-        <w:t>Pulse Ejecutar experimento y espere el estado de finalización; la simulación trabaja en segundo plano.</w:t>
+        <w:t>Pulse Ejecutar experimento. La escena avanza paso a paso mientras los CSV parciales se guardan en la carpeta EXP.</w:t>
       </w:r>
     </w:p>
     <w:p>
@@ -1314,7 +1505,7 @@
         <w:t xml:space="preserve">2.  </w:t>
       </w:r>
       <w:r>
-        <w:t>Revise Trayectoria y mapa para comparar la ruta verdadera con la estimada y los puntos LiDAR.</w:t>
+        <w:t>Use Anterior, Siguiente o la barra temporal para revisar cualquier paso ya calculado, incluso antes de terminar.</w:t>
       </w:r>
     </w:p>
     <w:p>
@@ -1325,7 +1516,7 @@
         <w:t xml:space="preserve">3.  </w:t>
       </w:r>
       <w:r>
-        <w:t>Abra Métricas para consultar ATE, RPE, deriva, disponibilidad y calidad del mapa.</w:t>
+        <w:t>Revise Trayectoria y mapa para comparar la ruta verdadera con la estimada y los puntos LiDAR.</w:t>
       </w:r>
     </w:p>
     <w:p>
@@ -1336,7 +1527,7 @@
         <w:t xml:space="preserve">4.  </w:t>
       </w:r>
       <w:r>
-        <w:t>Si activó LiDAR multicapa, abra Nube 3D; arrastre para girar y use la rueda para acercar.</w:t>
+        <w:t>Abra Métricas para consultar ATE, RPE, deriva, disponibilidad y calidad del mapa.</w:t>
       </w:r>
     </w:p>
     <w:p>
@@ -1345,6 +1536,28 @@
       </w:pPr>
       <w:r>
         <w:t xml:space="preserve">5.  </w:t>
+      </w:r>
+      <w:r>
+        <w:t>En Nube 3D, arrastre para girar y use la rueda para acercar. Active LiDAR multicapa para obtener puntos XYZ.</w:t>
+      </w:r>
+    </w:p>
+    <w:p>
+      <w:pPr>
+        <w:ind w:left="360" w:hanging="288"/>
+      </w:pPr>
+      <w:r>
+        <w:t xml:space="preserve">6.  </w:t>
+      </w:r>
+      <w:r>
+        <w:t>Desmarque Mostrar realidad simulada para ver solo la estimación; vuelva a marcarla para contrastarla.</w:t>
+      </w:r>
+    </w:p>
+    <w:p>
+      <w:pPr>
+        <w:ind w:left="360" w:hanging="288"/>
+      </w:pPr>
+      <w:r>
+        <w:t xml:space="preserve">7.  </w:t>
       </w:r>
       <w:r>
         <w:t>Examine los CSV, el YAML y metadata.json en la subcarpeta EXP creada en resultados.</w:t>
@@ -1359,7 +1572,7 @@
         <w:drawing>
           <wp:inline xmlns:a="http://schemas.openxmlformats.org/drawingml/2006/main" xmlns:pic="http://schemas.openxmlformats.org/drawingml/2006/picture">
             <wp:extent cx="5943600" cy="3820886"/>
-            <wp:docPr id="2" name="Picture 2"/>
+            <wp:docPr id="4" name="Picture 4"/>
             <wp:cNvGraphicFramePr>
               <a:graphicFrameLocks noChangeAspect="1"/>
             </wp:cNvGraphicFramePr>
@@ -1371,7 +1584,7 @@
                     <pic:cNvPicPr/>
                   </pic:nvPicPr>
                   <pic:blipFill>
-                    <a:blip r:embed="rId10"/>
+                    <a:blip r:embed="rId12"/>
                     <a:stretch>
                       <a:fillRect/>
                     </a:stretch>
@@ -1400,7 +1613,7 @@
           <w:i/>
           <w:sz w:val="18"/>
         </w:rPr>
-        <w:t>Figura 2. Pestaña Trayectoria y mapa después de pulsar Ejecutar experimento. Las rutas verdadera y estimada casi coinciden en esta corrida; los puntos azules son retornos LiDAR colocados con la pose estimada.</w:t>
+        <w:t>Figura 4. Pestaña Trayectoria y mapa después de pulsar Ejecutar experimento. Las rutas verdadera y estimada casi coinciden en esta corrida; los puntos azules son retornos LiDAR colocados con la pose estimada.</w:t>
       </w:r>
     </w:p>
     <w:p>
@@ -1412,7 +1625,7 @@
         <w:drawing>
           <wp:inline xmlns:a="http://schemas.openxmlformats.org/drawingml/2006/main" xmlns:pic="http://schemas.openxmlformats.org/drawingml/2006/picture">
             <wp:extent cx="5943600" cy="3820886"/>
-            <wp:docPr id="3" name="Picture 3"/>
+            <wp:docPr id="5" name="Picture 5"/>
             <wp:cNvGraphicFramePr>
               <a:graphicFrameLocks noChangeAspect="1"/>
             </wp:cNvGraphicFramePr>
@@ -1424,7 +1637,7 @@
                     <pic:cNvPicPr/>
                   </pic:nvPicPr>
                   <pic:blipFill>
-                    <a:blip r:embed="rId11"/>
+                    <a:blip r:embed="rId13"/>
                     <a:stretch>
                       <a:fillRect/>
                     </a:stretch>
@@ -1453,7 +1666,7 @@
           <w:i/>
           <w:sz w:val="18"/>
         </w:rPr>
-        <w:t>Figura 3. Pestaña Métricas de la misma ejecución. Cada fila muestra una magnitud y su unidad; el tiempo de cómputo depende del equipo y no debe interpretarse como medida de precisión.</w:t>
+        <w:t>Figura 5. Pestaña Métricas de la misma ejecución. Cada fila muestra una magnitud y su unidad; el tiempo de cómputo depende del equipo y no debe interpretarse como medida de precisión.</w:t>
       </w:r>
     </w:p>
     <w:p>
@@ -1936,7 +2149,7 @@
     </w:p>
     <w:p>
       <w:r>
-        <w:t>Las figuras 4 y 5 son capturas de la pestaña Nube 3D durante una ejecución real de configs/example_multilayer_lidar.yaml con semilla 42 y odometría de ruedas. Se pulsó Ejecutar experimento y después se giró la vista arrastrando con el ratón. La tabla recoge una corrida de referencia con la misma configuración. Cada ejecución recibe un identificador nuevo; las métricas, salvo el tiempo de cómputo, coincidieron con las de las capturas. También puede reproducirla desde la consola:</w:t>
+        <w:t>Las figuras 6 a 9 son capturas de la pestaña Nube 3D durante una ejecución real de configs/example_multilayer_lidar.yaml con semilla 42 y odometría de ruedas. Se pulsó Ejecutar experimento y después se giró la vista arrastrando con el ratón. La tabla recoge una corrida de referencia con la misma configuración. Cada ejecución recibe un identificador nuevo; las métricas, salvo el tiempo de cómputo, coincidieron con las de las capturas. También puede reproducirla desde la consola:</w:t>
       </w:r>
     </w:p>
     <w:p>
@@ -1961,7 +2174,7 @@
         <w:drawing>
           <wp:inline xmlns:a="http://schemas.openxmlformats.org/drawingml/2006/main" xmlns:pic="http://schemas.openxmlformats.org/drawingml/2006/picture">
             <wp:extent cx="5943600" cy="3820886"/>
-            <wp:docPr id="4" name="Picture 4"/>
+            <wp:docPr id="6" name="Picture 6"/>
             <wp:cNvGraphicFramePr>
               <a:graphicFrameLocks noChangeAspect="1"/>
             </wp:cNvGraphicFramePr>
@@ -1973,7 +2186,7 @@
                     <pic:cNvPicPr/>
                   </pic:nvPicPr>
                   <pic:blipFill>
-                    <a:blip r:embed="rId12"/>
+                    <a:blip r:embed="rId14"/>
                     <a:stretch>
                       <a:fillRect/>
                     </a:stretch>
@@ -2002,7 +2215,7 @@
           <w:i/>
           <w:sz w:val="18"/>
         </w:rPr>
-        <w:t>Figura 4. Pestaña Nube 3D de SLAMCart3D con 6 550 puntos de la corrida repetida. Las paredes aparecen en líneas grises, la nube en azul y las trayectorias en el suelo.</w:t>
+        <w:t>Figura 6. Pestaña Nube 3D con 6 550 puntos de la corrida repetida. El suelo es la cuadrícula en z=0; las superficies azules son paredes verdaderas, los puntos cian el mapa estimado y los carritos verde y naranja muestran pose verdadera y estimada.</w:t>
       </w:r>
     </w:p>
     <w:p>
@@ -2013,8 +2226,8 @@
       <w:r>
         <w:drawing>
           <wp:inline xmlns:a="http://schemas.openxmlformats.org/drawingml/2006/main" xmlns:pic="http://schemas.openxmlformats.org/drawingml/2006/picture">
-            <wp:extent cx="5943600" cy="3290363"/>
-            <wp:docPr id="5" name="Picture 5"/>
+            <wp:extent cx="5943600" cy="3124536"/>
+            <wp:docPr id="7" name="Picture 7"/>
             <wp:cNvGraphicFramePr>
               <a:graphicFrameLocks noChangeAspect="1"/>
             </wp:cNvGraphicFramePr>
@@ -2026,7 +2239,7 @@
                     <pic:cNvPicPr/>
                   </pic:nvPicPr>
                   <pic:blipFill>
-                    <a:blip r:embed="rId13"/>
+                    <a:blip r:embed="rId15"/>
                     <a:stretch>
                       <a:fillRect/>
                     </a:stretch>
@@ -2034,7 +2247,7 @@
                   <pic:spPr>
                     <a:xfrm>
                       <a:off x="0" y="0"/>
-                      <a:ext cx="5943600" cy="3290363"/>
+                      <a:ext cx="5943600" cy="3124536"/>
                     </a:xfrm>
                     <a:prstGeom prst="rect"/>
                   </pic:spPr>
@@ -2055,7 +2268,113 @@
           <w:i/>
           <w:sz w:val="18"/>
         </w:rPr>
-        <w:t>Figura 5. Captura de la misma vista 3D tras arrastrar con el ratón. El cambio de perspectiva permite ver alturas y paredes sin alterar los datos de la corrida.</w:t>
+        <w:t>Figura 7. Captura de la misma vista 3D tras arrastrar con el ratón. El cambio de perspectiva permite ver alturas y paredes sin alterar los datos de la corrida.</w:t>
+      </w:r>
+    </w:p>
+    <w:p>
+      <w:pPr>
+        <w:keepNext/>
+        <w:jc w:val="center"/>
+      </w:pPr>
+      <w:r>
+        <w:drawing>
+          <wp:inline xmlns:a="http://schemas.openxmlformats.org/drawingml/2006/main" xmlns:pic="http://schemas.openxmlformats.org/drawingml/2006/picture">
+            <wp:extent cx="5943600" cy="3820886"/>
+            <wp:docPr id="8" name="Picture 8"/>
+            <wp:cNvGraphicFramePr>
+              <a:graphicFrameLocks noChangeAspect="1"/>
+            </wp:cNvGraphicFramePr>
+            <a:graphic>
+              <a:graphicData uri="http://schemas.openxmlformats.org/drawingml/2006/picture">
+                <pic:pic>
+                  <pic:nvPicPr>
+                    <pic:cNvPr id="0" name="gui_cloud3d_step.png"/>
+                    <pic:cNvPicPr/>
+                  </pic:nvPicPr>
+                  <pic:blipFill>
+                    <a:blip r:embed="rId16"/>
+                    <a:stretch>
+                      <a:fillRect/>
+                    </a:stretch>
+                  </pic:blipFill>
+                  <pic:spPr>
+                    <a:xfrm>
+                      <a:off x="0" y="0"/>
+                      <a:ext cx="5943600" cy="3820886"/>
+                    </a:xfrm>
+                    <a:prstGeom prst="rect"/>
+                  </pic:spPr>
+                </pic:pic>
+              </a:graphicData>
+            </a:graphic>
+          </wp:inline>
+        </w:drawing>
+      </w:r>
+    </w:p>
+    <w:p>
+      <w:pPr>
+        <w:spacing w:after="240"/>
+        <w:jc w:val="center"/>
+      </w:pPr>
+      <w:r>
+        <w:rPr>
+          <w:i/>
+          <w:sz w:val="18"/>
+        </w:rPr>
+        <w:t>Figura 8. Paso 10 de 40 recuperado con la barra temporal: se ven solo los puntos acumulados hasta ese instante, junto con el carrito y la geometría del entorno.</w:t>
+      </w:r>
+    </w:p>
+    <w:p>
+      <w:pPr>
+        <w:keepNext/>
+        <w:jc w:val="center"/>
+      </w:pPr>
+      <w:r>
+        <w:drawing>
+          <wp:inline xmlns:a="http://schemas.openxmlformats.org/drawingml/2006/main" xmlns:pic="http://schemas.openxmlformats.org/drawingml/2006/picture">
+            <wp:extent cx="5943600" cy="3820886"/>
+            <wp:docPr id="9" name="Picture 9"/>
+            <wp:cNvGraphicFramePr>
+              <a:graphicFrameLocks noChangeAspect="1"/>
+            </wp:cNvGraphicFramePr>
+            <a:graphic>
+              <a:graphicData uri="http://schemas.openxmlformats.org/drawingml/2006/picture">
+                <pic:pic>
+                  <pic:nvPicPr>
+                    <pic:cNvPr id="0" name="gui_estimation_only.png"/>
+                    <pic:cNvPicPr/>
+                  </pic:nvPicPr>
+                  <pic:blipFill>
+                    <a:blip r:embed="rId17"/>
+                    <a:stretch>
+                      <a:fillRect/>
+                    </a:stretch>
+                  </pic:blipFill>
+                  <pic:spPr>
+                    <a:xfrm>
+                      <a:off x="0" y="0"/>
+                      <a:ext cx="5943600" cy="3820886"/>
+                    </a:xfrm>
+                    <a:prstGeom prst="rect"/>
+                  </pic:spPr>
+                </pic:pic>
+              </a:graphicData>
+            </a:graphic>
+          </wp:inline>
+        </w:drawing>
+      </w:r>
+    </w:p>
+    <w:p>
+      <w:pPr>
+        <w:spacing w:after="240"/>
+        <w:jc w:val="center"/>
+      </w:pPr>
+      <w:r>
+        <w:rPr>
+          <w:i/>
+          <w:sz w:val="18"/>
+        </w:rPr>
+        <w:t>Figura 9. La misma corrida con Mostrar realidad simulada desactivado. Solo queda la información estimada; la referencia verdadera sigue disponible para calcular métricas, pero no se muestra.</w:t>
       </w:r>
     </w:p>
     <w:tbl>
@@ -2195,7 +2514,7 @@
                 <w:rFonts w:ascii="Arial" w:hAnsi="Arial"/>
                 <w:sz w:val="18"/>
               </w:rPr>
-              <w:t>EXP-0A04E1799939</w:t>
+              <w:t>EXP-71EEDD205D56</w:t>
             </w:r>
           </w:p>
         </w:tc>
@@ -2543,7 +2862,7 @@
                 <w:rFonts w:ascii="Arial" w:hAnsi="Arial"/>
                 <w:sz w:val="18"/>
               </w:rPr>
-              <w:t>Huella SHA-256 del código</w:t>
+              <w:t>Pasos detenidos por paredes</w:t>
             </w:r>
           </w:p>
         </w:tc>
@@ -2573,7 +2892,71 @@
                 <w:rFonts w:ascii="Arial" w:hAnsi="Arial"/>
                 <w:sz w:val="18"/>
               </w:rPr>
-              <w:t>1346872c66ab4deb8bbef93183b712c91735d090c8bd38f650abab9808039bfb</w:t>
+              <w:t>0</w:t>
+            </w:r>
+          </w:p>
+        </w:tc>
+      </w:tr>
+      <w:tr>
+        <w:tc>
+          <w:tcPr>
+            <w:tcW w:type="dxa" w:w="3096"/>
+            <w:vAlign w:val="center"/>
+            <w:tcBorders>
+              <w:top w:val="single" w:color="D9D9D9" w:sz="4"/>
+              <w:left w:val="single" w:color="D9D9D9" w:sz="4"/>
+              <w:bottom w:val="single" w:color="D9D9D9" w:sz="4"/>
+              <w:right w:val="single" w:color="D9D9D9" w:sz="4"/>
+            </w:tcBorders>
+            <w:tcMar>
+              <w:top w:w="80" w:type="dxa"/>
+              <w:bottom w:w="80" w:type="dxa"/>
+              <w:left w:w="110" w:type="dxa"/>
+              <w:right w:w="110" w:type="dxa"/>
+            </w:tcMar>
+            <w:shd w:fill="F7F9FC"/>
+          </w:tcPr>
+          <w:p>
+            <w:pPr>
+              <w:spacing w:after="60" w:before="60"/>
+            </w:pPr>
+            <w:r>
+              <w:rPr>
+                <w:rFonts w:ascii="Arial" w:hAnsi="Arial"/>
+                <w:sz w:val="18"/>
+              </w:rPr>
+              <w:t>Huella SHA-256 del código</w:t>
+            </w:r>
+          </w:p>
+        </w:tc>
+        <w:tc>
+          <w:tcPr>
+            <w:tcW w:type="dxa" w:w="6696"/>
+            <w:vAlign w:val="center"/>
+            <w:tcBorders>
+              <w:top w:val="single" w:color="D9D9D9" w:sz="4"/>
+              <w:left w:val="single" w:color="D9D9D9" w:sz="4"/>
+              <w:bottom w:val="single" w:color="D9D9D9" w:sz="4"/>
+              <w:right w:val="single" w:color="D9D9D9" w:sz="4"/>
+            </w:tcBorders>
+            <w:tcMar>
+              <w:top w:w="80" w:type="dxa"/>
+              <w:bottom w:w="80" w:type="dxa"/>
+              <w:left w:w="110" w:type="dxa"/>
+              <w:right w:w="110" w:type="dxa"/>
+            </w:tcMar>
+            <w:shd w:fill="F7F9FC"/>
+          </w:tcPr>
+          <w:p>
+            <w:pPr>
+              <w:spacing w:after="60" w:before="60"/>
+            </w:pPr>
+            <w:r>
+              <w:rPr>
+                <w:rFonts w:ascii="Arial" w:hAnsi="Arial"/>
+                <w:sz w:val="18"/>
+              </w:rPr>
+              <w:t>43c8b93e4a1916b52ec1fe6a41523b49fccdec5b797e731386db86e79292a2dd</w:t>
             </w:r>
           </w:p>
         </w:tc>
@@ -2659,7 +3042,7 @@
         <w:drawing>
           <wp:inline xmlns:a="http://schemas.openxmlformats.org/drawingml/2006/main" xmlns:pic="http://schemas.openxmlformats.org/drawingml/2006/picture">
             <wp:extent cx="5943600" cy="3820886"/>
-            <wp:docPr id="6" name="Picture 6"/>
+            <wp:docPr id="10" name="Picture 10"/>
             <wp:cNvGraphicFramePr>
               <a:graphicFrameLocks noChangeAspect="1"/>
             </wp:cNvGraphicFramePr>
@@ -2671,7 +3054,7 @@
                     <pic:cNvPicPr/>
                   </pic:nvPicPr>
                   <pic:blipFill>
-                    <a:blip r:embed="rId14"/>
+                    <a:blip r:embed="rId18"/>
                     <a:stretch>
                       <a:fillRect/>
                     </a:stretch>
@@ -2700,7 +3083,135 @@
           <w:i/>
           <w:sz w:val="18"/>
         </w:rPr>
-        <w:t>Figura 6. Lotes después de pulsar Ejecutar lote. La selección visible usa dos semillas, un entorno y odometría de ruedas; la tabla presenta la media de cada métrica exportada.</w:t>
+        <w:t>Figura 10. Lotes después de pulsar Ejecutar lote. La selección visible usa dos semillas, un entorno y odometría de ruedas; la tabla presenta la media de cada métrica exportada.</w:t>
+      </w:r>
+    </w:p>
+    <w:p>
+      <w:pPr>
+        <w:pStyle w:val="Heading2"/>
+      </w:pPr>
+      <w:r>
+        <w:t>Estudio controlado de una variable</w:t>
+      </w:r>
+    </w:p>
+    <w:p>
+      <w:r>
+        <w:t>En Estudio controlado, cambie solo una condición, elija varios niveles y repita las mismas semillas en cada nivel. La curva muestra la media de la métrica y un intervalo descriptivo; la línea roja marca el umbral de fallo configurado. Si la curva es plana, primero compruebe que el algoritmo elegido realmente utilice el sensor degradado. Por ejemplo, ruido LiDAR puede no cambiar la pose de la odometría de ruedas, aunque sí cambie su mapa.</w:t>
+      </w:r>
+    </w:p>
+    <w:p>
+      <w:pPr>
+        <w:ind w:left="360" w:hanging="288"/>
+      </w:pPr>
+      <w:r>
+        <w:t xml:space="preserve">1.  </w:t>
+      </w:r>
+      <w:r>
+        <w:t>Seleccione una variable relevante para el algoritmo, como ruido de ruedas para odometría de ruedas.</w:t>
+      </w:r>
+    </w:p>
+    <w:p>
+      <w:pPr>
+        <w:ind w:left="360" w:hanging="288"/>
+      </w:pPr>
+      <w:r>
+        <w:t xml:space="preserve">2.  </w:t>
+      </w:r>
+      <w:r>
+        <w:t>Defina mínimo, máximo y al menos dos niveles; escriba semillas enteras distintas y una métrica.</w:t>
+      </w:r>
+    </w:p>
+    <w:p>
+      <w:pPr>
+        <w:ind w:left="360" w:hanging="288"/>
+      </w:pPr>
+      <w:r>
+        <w:t xml:space="preserve">3.  </w:t>
+      </w:r>
+      <w:r>
+        <w:t>Fije el umbral de fallo antes de examinar la curva y pulse Ejecutar estudio.</w:t>
+      </w:r>
+    </w:p>
+    <w:p>
+      <w:pPr>
+        <w:ind w:left="360" w:hanging="288"/>
+      </w:pPr>
+      <w:r>
+        <w:t xml:space="preserve">4.  </w:t>
+      </w:r>
+      <w:r>
+        <w:t>Revise summary.csv, runs.csv y las carpetas de cada corrida antes de concluir una tendencia.</w:t>
+      </w:r>
+    </w:p>
+    <w:p>
+      <w:pPr>
+        <w:keepNext/>
+        <w:jc w:val="center"/>
+      </w:pPr>
+      <w:r>
+        <w:drawing>
+          <wp:inline xmlns:a="http://schemas.openxmlformats.org/drawingml/2006/main" xmlns:pic="http://schemas.openxmlformats.org/drawingml/2006/picture">
+            <wp:extent cx="5943600" cy="3820886"/>
+            <wp:docPr id="11" name="Picture 11"/>
+            <wp:cNvGraphicFramePr>
+              <a:graphicFrameLocks noChangeAspect="1"/>
+            </wp:cNvGraphicFramePr>
+            <a:graphic>
+              <a:graphicData uri="http://schemas.openxmlformats.org/drawingml/2006/picture">
+                <pic:pic>
+                  <pic:nvPicPr>
+                    <pic:cNvPr id="0" name="gui_controlled_study.png"/>
+                    <pic:cNvPicPr/>
+                  </pic:nvPicPr>
+                  <pic:blipFill>
+                    <a:blip r:embed="rId19"/>
+                    <a:stretch>
+                      <a:fillRect/>
+                    </a:stretch>
+                  </pic:blipFill>
+                  <pic:spPr>
+                    <a:xfrm>
+                      <a:off x="0" y="0"/>
+                      <a:ext cx="5943600" cy="3820886"/>
+                    </a:xfrm>
+                    <a:prstGeom prst="rect"/>
+                  </pic:spPr>
+                </pic:pic>
+              </a:graphicData>
+            </a:graphic>
+          </wp:inline>
+        </w:drawing>
+      </w:r>
+    </w:p>
+    <w:p>
+      <w:pPr>
+        <w:spacing w:after="240"/>
+        <w:jc w:val="center"/>
+      </w:pPr>
+      <w:r>
+        <w:rPr>
+          <w:i/>
+          <w:sz w:val="18"/>
+        </w:rPr>
+        <w:t>Figura 11. Estudio controlado de ruido de ruedas: gráfica y tabla generadas por la interfaz tras ejecutar tres niveles y dos semillas pareadas. Es una demostración de uso; amplíe las semillas y escenarios antes de extraer conclusiones generales.</w:t>
+      </w:r>
+    </w:p>
+    <w:p>
+      <w:r>
+        <w:t>Para comparar la propuesta híbrida, seleccione los cuatro estimadores en Lotes y mantenga iguales las condiciones y semillas. La evaluación completa con tres ablaciones está disponible en la consola mediante benchmark-hybrid; conserva las 140 corridas del protocolo predeterminado y las diferencias por semilla. El híbrido ofrece mejoras en algunas degradaciones, sin superar a todas las referencias en los experimentos disponibles.</w:t>
+      </w:r>
+    </w:p>
+    <w:p>
+      <w:pPr>
+        <w:spacing w:before="60" w:after="200"/>
+        <w:ind w:left="288"/>
+      </w:pPr>
+      <w:r>
+        <w:rPr>
+          <w:rFonts w:ascii="Consolas" w:hAnsi="Consolas"/>
+          <w:sz w:val="18"/>
+        </w:rPr>
+        <w:t>slamcart3d benchmark-hybrid configs/example_adaptive_hybrid.yaml --plot</w:t>
       </w:r>
     </w:p>
     <w:p>
@@ -2780,7 +3291,7 @@
         <w:drawing>
           <wp:inline xmlns:a="http://schemas.openxmlformats.org/drawingml/2006/main" xmlns:pic="http://schemas.openxmlformats.org/drawingml/2006/picture">
             <wp:extent cx="5943600" cy="3820886"/>
-            <wp:docPr id="7" name="Picture 7"/>
+            <wp:docPr id="12" name="Picture 12"/>
             <wp:cNvGraphicFramePr>
               <a:graphicFrameLocks noChangeAspect="1"/>
             </wp:cNvGraphicFramePr>
@@ -2792,7 +3303,7 @@
                     <pic:cNvPicPr/>
                   </pic:nvPicPr>
                   <pic:blipFill>
-                    <a:blip r:embed="rId15"/>
+                    <a:blip r:embed="rId20"/>
                     <a:stretch>
                       <a:fillRect/>
                     </a:stretch>
@@ -2821,7 +3332,7 @@
           <w:i/>
           <w:sz w:val="18"/>
         </w:rPr>
-        <w:t>Figura 7. Robustez ASRF tras pulsar Estimar frontera ASRF. Los círculos marcan condiciones evaluadas; el color interpola un mapa exploratorio y no equivale a una probabilidad calibrada.</w:t>
+        <w:t>Figura 12. Robustez ASRF tras pulsar Estimar frontera ASRF. Los círculos marcan condiciones evaluadas; el color interpola un mapa exploratorio y no equivale a una probabilidad calibrada.</w:t>
       </w:r>
     </w:p>
     <w:p>
@@ -2856,7 +3367,7 @@
         <w:drawing>
           <wp:inline xmlns:a="http://schemas.openxmlformats.org/drawingml/2006/main" xmlns:pic="http://schemas.openxmlformats.org/drawingml/2006/picture">
             <wp:extent cx="5943600" cy="3820886"/>
-            <wp:docPr id="8" name="Picture 8"/>
+            <wp:docPr id="13" name="Picture 13"/>
             <wp:cNvGraphicFramePr>
               <a:graphicFrameLocks noChangeAspect="1"/>
             </wp:cNvGraphicFramePr>
@@ -2868,7 +3379,7 @@
                     <pic:cNvPicPr/>
                   </pic:nvPicPr>
                   <pic:blipFill>
-                    <a:blip r:embed="rId16"/>
+                    <a:blip r:embed="rId21"/>
                     <a:stretch>
                       <a:fillRect/>
                     </a:stretch>
@@ -2897,12 +3408,12 @@
           <w:i/>
           <w:sz w:val="18"/>
         </w:rPr>
-        <w:t>Figura 8. Pestaña Dataset después de pulsar Generar dataset con cámara activada. La imagen es un cuadro RGB medido de la cámara esquemática; su aspecto pixelado corresponde a la baja resolución elegida para esta prueba.</w:t>
+        <w:t>Figura 13. Pestaña Dataset después de pulsar Generar dataset con cámara activada. La imagen es un cuadro RGB medido de la cámara esquemática; su aspecto pixelado corresponde a la baja resolución elegida para esta prueba.</w:t>
       </w:r>
     </w:p>
     <w:p>
       <w:r>
-        <w:t>La siguiente figura proviene de ejecutar configs/example_occupancy_grid.yaml con semilla 42 e ICP. Su ID es EXP-21A8515979EB, su ATE RMSE es 0.009939 m, IoU de ocupado es 0.116943 y exactitud de libre observado 0.977435. La IoU relativamente baja incluye muros de salas que el robot no recorrió; no implica que toda celda libre observada sea errónea. El contador de contacto central con paredes fue cero.</w:t>
+        <w:t>La siguiente figura proviene de ejecutar configs/example_occupancy_grid.yaml con semilla 42 e ICP. Su ID es EXP-BC675BED114B, su ATE RMSE es 0.009939 m, IoU de ocupado es 0.116943 y exactitud de libre observado 0.977435. La IoU relativamente baja incluye muros de salas que el robot no recorrió; no implica que toda celda libre observada sea errónea. El contador de contacto central con paredes fue cero.</w:t>
       </w:r>
     </w:p>
     <w:p>
@@ -2914,7 +3425,7 @@
         <w:drawing>
           <wp:inline xmlns:a="http://schemas.openxmlformats.org/drawingml/2006/main" xmlns:pic="http://schemas.openxmlformats.org/drawingml/2006/picture">
             <wp:extent cx="5943600" cy="3820886"/>
-            <wp:docPr id="9" name="Picture 9"/>
+            <wp:docPr id="14" name="Picture 14"/>
             <wp:cNvGraphicFramePr>
               <a:graphicFrameLocks noChangeAspect="1"/>
             </wp:cNvGraphicFramePr>
@@ -2926,7 +3437,7 @@
                     <pic:cNvPicPr/>
                   </pic:nvPicPr>
                   <pic:blipFill>
-                    <a:blip r:embed="rId17"/>
+                    <a:blip r:embed="rId22"/>
                     <a:stretch>
                       <a:fillRect/>
                     </a:stretch>
@@ -2955,7 +3466,7 @@
           <w:i/>
           <w:sz w:val="18"/>
         </w:rPr>
-        <w:t>Figura 9. Pestaña Ocupación 2D tras ejecutar el ejemplo de 0.2 m por celda. El azul indica libre observado, el naranja indica ocupado estimado y el fondo oscuro permanece sin observar. Las paredes grises sirven de referencia.</w:t>
+        <w:t>Figura 14. Pestaña Ocupación 2D tras ejecutar el ejemplo de 0.2 m por celda. El azul indica libre observado, el naranja indica ocupado estimado y el fondo oscuro permanece sin observar. Las paredes grises sirven de referencia.</w:t>
       </w:r>
     </w:p>
     <w:p>
@@ -3371,7 +3882,7 @@
         <w:t xml:space="preserve">Límites de interpretación. </w:t>
       </w:r>
       <w:r>
-        <w:t>Los mundos son 2.5D; no hay lazo de cierre, odometría visual, respuesta a colisiones ni movimiento rígido 6DoF. La cámara es esquemática y los baselines actuales no la consumen. Un tiempo de ejecución cambia con el equipo; para comparar precisión use semillas, configuraciones y umbrales idénticos. La validación experimental disponible aún no prueba superioridad general de ASRF.</w:t>
+        <w:t>Los mundos son 2.5D; no hay lazo de cierre, odometría visual, física completa de colisiones ni movimiento rígido 6DoF. La cámara es esquemática y los estimadores actuales no la consumen. Un tiempo de ejecución cambia con el equipo; para comparar precisión use semillas, configuraciones y umbrales idénticos. La validación experimental disponible aún no prueba superioridad general de ASRF.</w:t>
       </w:r>
     </w:p>
     <w:sectPr>
